--- a/shadow_service/shadow_service/demo_templates/fda_1571_narrative.docx
+++ b/shadow_service/shadow_service/demo_templates/fda_1571_narrative.docx
@@ -155,7 +155,7 @@
           </w:tcPr>
           <w:p>
             <w:r>
-              <w:t>{{ product_name }}</w:t>
+              <w:t>{{ product_name }} ({{ generic_name }})</w:t>
             </w:r>
           </w:p>
         </w:tc>
@@ -178,6 +178,28 @@
           <w:p>
             <w:r>
               <w:t>{{ phase }}</w:t>
+            </w:r>
+          </w:p>
+        </w:tc>
+      </w:tr>
+      <w:tr>
+        <w:tc>
+          <w:tcPr>
+            <w:tcW w:type="dxa" w:w="4320"/>
+          </w:tcPr>
+          <w:p>
+            <w:r>
+              <w:t>Therapeutic Area</w:t>
+            </w:r>
+          </w:p>
+        </w:tc>
+        <w:tc>
+          <w:tcPr>
+            <w:tcW w:type="dxa" w:w="4320"/>
+          </w:tcPr>
+          <w:p>
+            <w:r>
+              <w:t>{{ therapeutic_area }}</w:t>
             </w:r>
           </w:p>
         </w:tc>
@@ -218,17 +240,361 @@
         <w:rPr>
           <w:b/>
         </w:rPr>
-        <w:t>3. Chemistry, Manufacturing, and Controls Summary</w:t>
+        <w:t>Study Endpoints</w:t>
+      </w:r>
+    </w:p>
+    <w:tbl>
+      <w:tblPr>
+        <w:tblStyle w:val="TableGrid"/>
+        <w:tblW w:type="auto" w:w="0"/>
+        <w:tblLook w:firstColumn="1" w:firstRow="1" w:lastColumn="0" w:lastRow="0" w:noHBand="0" w:noVBand="1" w:val="04A0"/>
+      </w:tblPr>
+      <w:tblGrid>
+        <w:gridCol w:w="2880"/>
+        <w:gridCol w:w="2880"/>
+        <w:gridCol w:w="2880"/>
+      </w:tblGrid>
+      <w:tr>
+        <w:tc>
+          <w:tcPr>
+            <w:tcW w:type="dxa" w:w="2880"/>
+          </w:tcPr>
+          <w:p>
+            <w:r>
+              <w:t>Endpoint Type</w:t>
+            </w:r>
+          </w:p>
+        </w:tc>
+        <w:tc>
+          <w:tcPr>
+            <w:tcW w:type="dxa" w:w="2880"/>
+          </w:tcPr>
+          <w:p>
+            <w:r>
+              <w:t>Measure</w:t>
+            </w:r>
+          </w:p>
+        </w:tc>
+        <w:tc>
+          <w:tcPr>
+            <w:tcW w:type="dxa" w:w="2880"/>
+          </w:tcPr>
+          <w:p>
+            <w:r>
+              <w:t>Timepoint</w:t>
+            </w:r>
+          </w:p>
+        </w:tc>
+      </w:tr>
+      <w:tr>
+        <w:tc>
+          <w:tcPr>
+            <w:tcW w:type="dxa" w:w="2880"/>
+          </w:tcPr>
+          <w:p>
+            <w:r>
+              <w:t>Primary</w:t>
+            </w:r>
+          </w:p>
+        </w:tc>
+        <w:tc>
+          <w:tcPr>
+            <w:tcW w:type="dxa" w:w="2880"/>
+          </w:tcPr>
+          <w:p>
+            <w:r>
+              <w:t>{{ primary_endpoint }}</w:t>
+            </w:r>
+          </w:p>
+        </w:tc>
+        <w:tc>
+          <w:tcPr>
+            <w:tcW w:type="dxa" w:w="2880"/>
+          </w:tcPr>
+          <w:p>
+            <w:r>
+              <w:t>{{ primary_timepoint }}</w:t>
+            </w:r>
+          </w:p>
+        </w:tc>
+      </w:tr>
+      <w:tr>
+        <w:tc>
+          <w:tcPr>
+            <w:tcW w:type="dxa" w:w="2880"/>
+          </w:tcPr>
+          <w:p>
+            <w:r>
+              <w:t>Secondary</w:t>
+            </w:r>
+          </w:p>
+        </w:tc>
+        <w:tc>
+          <w:tcPr>
+            <w:tcW w:type="dxa" w:w="2880"/>
+          </w:tcPr>
+          <w:p>
+            <w:r>
+              <w:t>{{ secondary_endpoint_1 }}</w:t>
+            </w:r>
+          </w:p>
+        </w:tc>
+        <w:tc>
+          <w:tcPr>
+            <w:tcW w:type="dxa" w:w="2880"/>
+          </w:tcPr>
+          <w:p>
+            <w:r>
+              <w:t>{{ secondary_timepoint_1 }}</w:t>
+            </w:r>
+          </w:p>
+        </w:tc>
+      </w:tr>
+      <w:tr>
+        <w:tc>
+          <w:tcPr>
+            <w:tcW w:type="dxa" w:w="2880"/>
+          </w:tcPr>
+          <w:p>
+            <w:r>
+              <w:t>Secondary</w:t>
+            </w:r>
+          </w:p>
+        </w:tc>
+        <w:tc>
+          <w:tcPr>
+            <w:tcW w:type="dxa" w:w="2880"/>
+          </w:tcPr>
+          <w:p>
+            <w:r>
+              <w:t>{{ secondary_endpoint_2 }}</w:t>
+            </w:r>
+          </w:p>
+        </w:tc>
+        <w:tc>
+          <w:tcPr>
+            <w:tcW w:type="dxa" w:w="2880"/>
+          </w:tcPr>
+          <w:p>
+            <w:r>
+              <w:t>{{ secondary_timepoint_2 }}</w:t>
+            </w:r>
+          </w:p>
+        </w:tc>
+      </w:tr>
+      <w:tr>
+        <w:tc>
+          <w:tcPr>
+            <w:tcW w:type="dxa" w:w="2880"/>
+          </w:tcPr>
+          <w:p>
+            <w:r>
+              <w:t>Exploratory</w:t>
+            </w:r>
+          </w:p>
+        </w:tc>
+        <w:tc>
+          <w:tcPr>
+            <w:tcW w:type="dxa" w:w="2880"/>
+          </w:tcPr>
+          <w:p>
+            <w:r>
+              <w:t>{{ exploratory_endpoint }}</w:t>
+            </w:r>
+          </w:p>
+        </w:tc>
+        <w:tc>
+          <w:tcPr>
+            <w:tcW w:type="dxa" w:w="2880"/>
+          </w:tcPr>
+          <w:p>
+            <w:r>
+              <w:t>{{ exploratory_timepoint }}</w:t>
+            </w:r>
+          </w:p>
+        </w:tc>
+      </w:tr>
+    </w:tbl>
+    <w:p>
+      <w:r>
+        <w:rPr>
+          <w:b w:val="0"/>
+        </w:rPr>
       </w:r>
     </w:p>
     <w:p>
       <w:r>
         <w:rPr>
-          <w:b w:val="0"/>
+          <w:b/>
         </w:rPr>
-        <w:t>The drug substance is manufactured by {{ manufacturer }} at {{ manufacturing_site }}. The dosage form is {{ dosage_form }} with a strength of {{ dosage_strength }}.</w:t>
+        <w:t>3. Chemistry, Manufacturing, and Controls Summary</w:t>
       </w:r>
     </w:p>
+    <w:tbl>
+      <w:tblPr>
+        <w:tblStyle w:val="TableGrid"/>
+        <w:tblW w:type="auto" w:w="0"/>
+        <w:tblLook w:firstColumn="1" w:firstRow="1" w:lastColumn="0" w:lastRow="0" w:noHBand="0" w:noVBand="1" w:val="04A0"/>
+      </w:tblPr>
+      <w:tblGrid>
+        <w:gridCol w:w="4320"/>
+        <w:gridCol w:w="4320"/>
+      </w:tblGrid>
+      <w:tr>
+        <w:tc>
+          <w:tcPr>
+            <w:tcW w:type="dxa" w:w="4320"/>
+          </w:tcPr>
+          <w:p>
+            <w:r>
+              <w:t>Parameter</w:t>
+            </w:r>
+          </w:p>
+        </w:tc>
+        <w:tc>
+          <w:tcPr>
+            <w:tcW w:type="dxa" w:w="4320"/>
+          </w:tcPr>
+          <w:p>
+            <w:r>
+              <w:t>Detail</w:t>
+            </w:r>
+          </w:p>
+        </w:tc>
+      </w:tr>
+      <w:tr>
+        <w:tc>
+          <w:tcPr>
+            <w:tcW w:type="dxa" w:w="4320"/>
+          </w:tcPr>
+          <w:p>
+            <w:r>
+              <w:t>Manufacturer</w:t>
+            </w:r>
+          </w:p>
+        </w:tc>
+        <w:tc>
+          <w:tcPr>
+            <w:tcW w:type="dxa" w:w="4320"/>
+          </w:tcPr>
+          <w:p>
+            <w:r>
+              <w:t>{{ manufacturer }}</w:t>
+            </w:r>
+          </w:p>
+        </w:tc>
+      </w:tr>
+      <w:tr>
+        <w:tc>
+          <w:tcPr>
+            <w:tcW w:type="dxa" w:w="4320"/>
+          </w:tcPr>
+          <w:p>
+            <w:r>
+              <w:t>Manufacturing Site</w:t>
+            </w:r>
+          </w:p>
+        </w:tc>
+        <w:tc>
+          <w:tcPr>
+            <w:tcW w:type="dxa" w:w="4320"/>
+          </w:tcPr>
+          <w:p>
+            <w:r>
+              <w:t>{{ manufacturing_site }}</w:t>
+            </w:r>
+          </w:p>
+        </w:tc>
+      </w:tr>
+      <w:tr>
+        <w:tc>
+          <w:tcPr>
+            <w:tcW w:type="dxa" w:w="4320"/>
+          </w:tcPr>
+          <w:p>
+            <w:r>
+              <w:t>Dosage Form</w:t>
+            </w:r>
+          </w:p>
+        </w:tc>
+        <w:tc>
+          <w:tcPr>
+            <w:tcW w:type="dxa" w:w="4320"/>
+          </w:tcPr>
+          <w:p>
+            <w:r>
+              <w:t>{{ dosage_form }}</w:t>
+            </w:r>
+          </w:p>
+        </w:tc>
+      </w:tr>
+      <w:tr>
+        <w:tc>
+          <w:tcPr>
+            <w:tcW w:type="dxa" w:w="4320"/>
+          </w:tcPr>
+          <w:p>
+            <w:r>
+              <w:t>Dosage Strength</w:t>
+            </w:r>
+          </w:p>
+        </w:tc>
+        <w:tc>
+          <w:tcPr>
+            <w:tcW w:type="dxa" w:w="4320"/>
+          </w:tcPr>
+          <w:p>
+            <w:r>
+              <w:t>{{ dosage_strength }}</w:t>
+            </w:r>
+          </w:p>
+        </w:tc>
+      </w:tr>
+      <w:tr>
+        <w:tc>
+          <w:tcPr>
+            <w:tcW w:type="dxa" w:w="4320"/>
+          </w:tcPr>
+          <w:p>
+            <w:r>
+              <w:t>Route of Administration</w:t>
+            </w:r>
+          </w:p>
+        </w:tc>
+        <w:tc>
+          <w:tcPr>
+            <w:tcW w:type="dxa" w:w="4320"/>
+          </w:tcPr>
+          <w:p>
+            <w:r>
+              <w:t>{{ route_of_admin }}</w:t>
+            </w:r>
+          </w:p>
+        </w:tc>
+      </w:tr>
+      <w:tr>
+        <w:tc>
+          <w:tcPr>
+            <w:tcW w:type="dxa" w:w="4320"/>
+          </w:tcPr>
+          <w:p>
+            <w:r>
+              <w:t>Storage Conditions</w:t>
+            </w:r>
+          </w:p>
+        </w:tc>
+        <w:tc>
+          <w:tcPr>
+            <w:tcW w:type="dxa" w:w="4320"/>
+          </w:tcPr>
+          <w:p>
+            <w:r>
+              <w:t>{{ storage_conditions }}</w:t>
+            </w:r>
+          </w:p>
+        </w:tc>
+      </w:tr>
+    </w:tbl>
     <w:p>
       <w:r>
         <w:rPr>
@@ -252,6 +618,202 @@
         <w:t>{{ nonclinical_summary }}</w:t>
       </w:r>
     </w:p>
+    <w:p>
+      <w:r>
+        <w:rPr>
+          <w:b w:val="0"/>
+        </w:rPr>
+      </w:r>
+    </w:p>
+    <w:p>
+      <w:r>
+        <w:rPr>
+          <w:b/>
+        </w:rPr>
+        <w:t>Key Nonclinical Studies</w:t>
+      </w:r>
+    </w:p>
+    <w:tbl>
+      <w:tblPr>
+        <w:tblStyle w:val="TableGrid"/>
+        <w:tblW w:type="auto" w:w="0"/>
+        <w:tblLook w:firstColumn="1" w:firstRow="1" w:lastColumn="0" w:lastRow="0" w:noHBand="0" w:noVBand="1" w:val="04A0"/>
+      </w:tblPr>
+      <w:tblGrid>
+        <w:gridCol w:w="2160"/>
+        <w:gridCol w:w="2160"/>
+        <w:gridCol w:w="2160"/>
+        <w:gridCol w:w="2160"/>
+      </w:tblGrid>
+      <w:tr>
+        <w:tc>
+          <w:tcPr>
+            <w:tcW w:type="dxa" w:w="2160"/>
+          </w:tcPr>
+          <w:p>
+            <w:r>
+              <w:t>Study Type</w:t>
+            </w:r>
+          </w:p>
+        </w:tc>
+        <w:tc>
+          <w:tcPr>
+            <w:tcW w:type="dxa" w:w="2160"/>
+          </w:tcPr>
+          <w:p>
+            <w:r>
+              <w:t>Species</w:t>
+            </w:r>
+          </w:p>
+        </w:tc>
+        <w:tc>
+          <w:tcPr>
+            <w:tcW w:type="dxa" w:w="2160"/>
+          </w:tcPr>
+          <w:p>
+            <w:r>
+              <w:t>Duration</w:t>
+            </w:r>
+          </w:p>
+        </w:tc>
+        <w:tc>
+          <w:tcPr>
+            <w:tcW w:type="dxa" w:w="2160"/>
+          </w:tcPr>
+          <w:p>
+            <w:r>
+              <w:t>Finding</w:t>
+            </w:r>
+          </w:p>
+        </w:tc>
+      </w:tr>
+      <w:tr>
+        <w:tc>
+          <w:tcPr>
+            <w:tcW w:type="dxa" w:w="2160"/>
+          </w:tcPr>
+          <w:p>
+            <w:r>
+              <w:t>Single-dose tox</w:t>
+            </w:r>
+          </w:p>
+        </w:tc>
+        <w:tc>
+          <w:tcPr>
+            <w:tcW w:type="dxa" w:w="2160"/>
+          </w:tcPr>
+          <w:p>
+            <w:r>
+              <w:t>{{ tox_species_1 }}</w:t>
+            </w:r>
+          </w:p>
+        </w:tc>
+        <w:tc>
+          <w:tcPr>
+            <w:tcW w:type="dxa" w:w="2160"/>
+          </w:tcPr>
+          <w:p>
+            <w:r>
+              <w:t>{{ tox_duration_1 }}</w:t>
+            </w:r>
+          </w:p>
+        </w:tc>
+        <w:tc>
+          <w:tcPr>
+            <w:tcW w:type="dxa" w:w="2160"/>
+          </w:tcPr>
+          <w:p>
+            <w:r>
+              <w:t>{{ tox_finding_1 }}</w:t>
+            </w:r>
+          </w:p>
+        </w:tc>
+      </w:tr>
+      <w:tr>
+        <w:tc>
+          <w:tcPr>
+            <w:tcW w:type="dxa" w:w="2160"/>
+          </w:tcPr>
+          <w:p>
+            <w:r>
+              <w:t>Repeat-dose tox</w:t>
+            </w:r>
+          </w:p>
+        </w:tc>
+        <w:tc>
+          <w:tcPr>
+            <w:tcW w:type="dxa" w:w="2160"/>
+          </w:tcPr>
+          <w:p>
+            <w:r>
+              <w:t>{{ tox_species_2 }}</w:t>
+            </w:r>
+          </w:p>
+        </w:tc>
+        <w:tc>
+          <w:tcPr>
+            <w:tcW w:type="dxa" w:w="2160"/>
+          </w:tcPr>
+          <w:p>
+            <w:r>
+              <w:t>{{ tox_duration_2 }}</w:t>
+            </w:r>
+          </w:p>
+        </w:tc>
+        <w:tc>
+          <w:tcPr>
+            <w:tcW w:type="dxa" w:w="2160"/>
+          </w:tcPr>
+          <w:p>
+            <w:r>
+              <w:t>{{ tox_finding_2 }}</w:t>
+            </w:r>
+          </w:p>
+        </w:tc>
+      </w:tr>
+      <w:tr>
+        <w:tc>
+          <w:tcPr>
+            <w:tcW w:type="dxa" w:w="2160"/>
+          </w:tcPr>
+          <w:p>
+            <w:r>
+              <w:t>Genotoxicity</w:t>
+            </w:r>
+          </w:p>
+        </w:tc>
+        <w:tc>
+          <w:tcPr>
+            <w:tcW w:type="dxa" w:w="2160"/>
+          </w:tcPr>
+          <w:p>
+            <w:r>
+              <w:t>{{ gentox_system }}</w:t>
+            </w:r>
+          </w:p>
+        </w:tc>
+        <w:tc>
+          <w:tcPr>
+            <w:tcW w:type="dxa" w:w="2160"/>
+          </w:tcPr>
+          <w:p>
+            <w:r>
+              <w:t>—</w:t>
+            </w:r>
+          </w:p>
+        </w:tc>
+        <w:tc>
+          <w:tcPr>
+            <w:tcW w:type="dxa" w:w="2160"/>
+          </w:tcPr>
+          <w:p>
+            <w:r>
+              <w:t>{{ gentox_finding }}</w:t>
+            </w:r>
+          </w:p>
+        </w:tc>
+      </w:tr>
+    </w:tbl>
     <w:p>
       <w:r>
         <w:rPr>
@@ -290,12 +852,150 @@
         <w:t>6. Investigator Information</w:t>
       </w:r>
     </w:p>
+    <w:tbl>
+      <w:tblPr>
+        <w:tblStyle w:val="TableGrid"/>
+        <w:tblW w:type="auto" w:w="0"/>
+        <w:tblLook w:firstColumn="1" w:firstRow="1" w:lastColumn="0" w:lastRow="0" w:noHBand="0" w:noVBand="1" w:val="04A0"/>
+      </w:tblPr>
+      <w:tblGrid>
+        <w:gridCol w:w="2160"/>
+        <w:gridCol w:w="2160"/>
+        <w:gridCol w:w="2160"/>
+        <w:gridCol w:w="2160"/>
+      </w:tblGrid>
+      <w:tr>
+        <w:tc>
+          <w:tcPr>
+            <w:tcW w:type="dxa" w:w="2160"/>
+          </w:tcPr>
+          <w:p>
+            <w:r>
+              <w:t>Role</w:t>
+            </w:r>
+          </w:p>
+        </w:tc>
+        <w:tc>
+          <w:tcPr>
+            <w:tcW w:type="dxa" w:w="2160"/>
+          </w:tcPr>
+          <w:p>
+            <w:r>
+              <w:t>Name</w:t>
+            </w:r>
+          </w:p>
+        </w:tc>
+        <w:tc>
+          <w:tcPr>
+            <w:tcW w:type="dxa" w:w="2160"/>
+          </w:tcPr>
+          <w:p>
+            <w:r>
+              <w:t>Site</w:t>
+            </w:r>
+          </w:p>
+        </w:tc>
+        <w:tc>
+          <w:tcPr>
+            <w:tcW w:type="dxa" w:w="2160"/>
+          </w:tcPr>
+          <w:p>
+            <w:r>
+              <w:t>Qualifications</w:t>
+            </w:r>
+          </w:p>
+        </w:tc>
+      </w:tr>
+      <w:tr>
+        <w:tc>
+          <w:tcPr>
+            <w:tcW w:type="dxa" w:w="2160"/>
+          </w:tcPr>
+          <w:p>
+            <w:r>
+              <w:t>Principal Investigator</w:t>
+            </w:r>
+          </w:p>
+        </w:tc>
+        <w:tc>
+          <w:tcPr>
+            <w:tcW w:type="dxa" w:w="2160"/>
+          </w:tcPr>
+          <w:p>
+            <w:r>
+              <w:t>{{ principal_investigator }}</w:t>
+            </w:r>
+          </w:p>
+        </w:tc>
+        <w:tc>
+          <w:tcPr>
+            <w:tcW w:type="dxa" w:w="2160"/>
+          </w:tcPr>
+          <w:p>
+            <w:r>
+              <w:t>{{ clinical_site }}</w:t>
+            </w:r>
+          </w:p>
+        </w:tc>
+        <w:tc>
+          <w:tcPr>
+            <w:tcW w:type="dxa" w:w="2160"/>
+          </w:tcPr>
+          <w:p>
+            <w:r>
+              <w:t>{{ pi_qualifications }}</w:t>
+            </w:r>
+          </w:p>
+        </w:tc>
+      </w:tr>
+      <w:tr>
+        <w:tc>
+          <w:tcPr>
+            <w:tcW w:type="dxa" w:w="2160"/>
+          </w:tcPr>
+          <w:p>
+            <w:r>
+              <w:t>Sub-Investigator</w:t>
+            </w:r>
+          </w:p>
+        </w:tc>
+        <w:tc>
+          <w:tcPr>
+            <w:tcW w:type="dxa" w:w="2160"/>
+          </w:tcPr>
+          <w:p>
+            <w:r>
+              <w:t>{{ sub_investigator }}</w:t>
+            </w:r>
+          </w:p>
+        </w:tc>
+        <w:tc>
+          <w:tcPr>
+            <w:tcW w:type="dxa" w:w="2160"/>
+          </w:tcPr>
+          <w:p>
+            <w:r>
+              <w:t>{{ clinical_site }}</w:t>
+            </w:r>
+          </w:p>
+        </w:tc>
+        <w:tc>
+          <w:tcPr>
+            <w:tcW w:type="dxa" w:w="2160"/>
+          </w:tcPr>
+          <w:p>
+            <w:r>
+              <w:t>{{ si_qualifications }}</w:t>
+            </w:r>
+          </w:p>
+        </w:tc>
+      </w:tr>
+    </w:tbl>
     <w:p>
       <w:r>
         <w:rPr>
           <w:b w:val="0"/>
         </w:rPr>
-        <w:t>Principal Investigator: {{ principal_investigator }}</w:t>
       </w:r>
     </w:p>
     <w:p>
@@ -303,7 +1003,86 @@
         <w:rPr>
           <w:b w:val="0"/>
         </w:rPr>
-        <w:t>Clinical Site: {{ clinical_site }}</w:t>
+        <w:t>Respectfully submitted,</w:t>
+      </w:r>
+    </w:p>
+    <w:p>
+      <w:r>
+        <w:rPr>
+          <w:b w:val="0"/>
+        </w:rPr>
+        <w:t>{{ signatory_name }}</w:t>
+      </w:r>
+    </w:p>
+    <w:p>
+      <w:r>
+        <w:rPr>
+          <w:b w:val="0"/>
+        </w:rPr>
+        <w:t>{{ signatory_title }}</w:t>
+      </w:r>
+    </w:p>
+    <w:p>
+      <w:r>
+        <w:rPr>
+          <w:b w:val="0"/>
+        </w:rPr>
+        <w:t>{{ sponsor_name }}</w:t>
+      </w:r>
+    </w:p>
+    <w:p>
+      <w:r>
+        <w:rPr>
+          <w:b w:val="0"/>
+        </w:rPr>
+        <w:t>Date: {{ signature_date }}</w:t>
+      </w:r>
+    </w:p>
+    <w:p>
+      <w:r>
+        <w:rPr>
+          <w:b w:val="0"/>
+        </w:rPr>
+      </w:r>
+    </w:p>
+    <w:p>
+      <w:r>
+        <w:rPr>
+          <w:b w:val="0"/>
+        </w:rPr>
+        <w:t>────────────────────────────────────────────────────────────</w:t>
+      </w:r>
+    </w:p>
+    <w:p>
+      <w:r>
+        <w:rPr>
+          <w:b w:val="0"/>
+        </w:rPr>
+        <w:t>Document ID: {{ document_id }}</w:t>
+      </w:r>
+    </w:p>
+    <w:p>
+      <w:r>
+        <w:rPr>
+          <w:b w:val="0"/>
+        </w:rPr>
+        <w:t>Classification: {{ classification }}</w:t>
+      </w:r>
+    </w:p>
+    <w:p>
+      <w:r>
+        <w:rPr>
+          <w:b w:val="0"/>
+        </w:rPr>
+        <w:t>Generated by: ClinicalSage DOCX Factory</w:t>
+      </w:r>
+    </w:p>
+    <w:p>
+      <w:r>
+        <w:rPr>
+          <w:b w:val="0"/>
+        </w:rPr>
+        <w:t>This document is electronically generated. No wet signature required when submitted via eCTD gateway.</w:t>
       </w:r>
     </w:p>
     <w:sectPr>
